--- a/templates/has/modelo_orcamento_HAS.docx
+++ b/templates/has/modelo_orcamento_HAS.docx
@@ -62,15 +62,15 @@
                 <w:noProof/>
               </w:rPr>
               <w:drawing>
-                <wp:anchor distT="0" distB="0" distL="114300" distR="114300" simplePos="0" relativeHeight="251659264" behindDoc="0" locked="0" layoutInCell="1" allowOverlap="1" wp14:anchorId="1F6CBA95" wp14:editId="22EEBC4D">
+                <wp:anchor distT="0" distB="0" distL="114300" distR="114300" simplePos="0" relativeHeight="251659264" behindDoc="0" locked="0" layoutInCell="1" allowOverlap="1" wp14:anchorId="1F6CBA95" wp14:editId="3AA9AF98">
                   <wp:simplePos x="0" y="0"/>
                   <wp:positionH relativeFrom="column">
-                    <wp:posOffset>71120</wp:posOffset>
+                    <wp:posOffset>-62230</wp:posOffset>
                   </wp:positionH>
                   <wp:positionV relativeFrom="paragraph">
-                    <wp:posOffset>-848360</wp:posOffset>
+                    <wp:posOffset>-1286510</wp:posOffset>
                   </wp:positionV>
-                  <wp:extent cx="1149350" cy="1149350"/>
+                  <wp:extent cx="1282700" cy="1282700"/>
                   <wp:effectExtent l="0" t="0" r="0" b="0"/>
                   <wp:wrapTopAndBottom/>
                   <wp:docPr id="1547214215" name="Imagem 1"/>
@@ -99,7 +99,7 @@
                         <pic:spPr>
                           <a:xfrm>
                             <a:off x="0" y="0"/>
-                            <a:ext cx="1149350" cy="1149350"/>
+                            <a:ext cx="1282700" cy="1282700"/>
                           </a:xfrm>
                           <a:prstGeom prst="rect">
                             <a:avLst/>
